--- a/위례AI코딩챌린지/07_QR체험카드.docx
+++ b/위례AI코딩챌린지/07_QR체험카드.docx
@@ -24,7 +24,7 @@
           <w:sz w:val="17"/>
           <w:szCs w:val="17"/>
         </w:rPr>
-        <w:t xml:space="preserve">   점선을 따라 오려요 · 1장에 4개 · 내용을 쓰고 QR을 붙여 사용</w:t>
+        <w:t xml:space="preserve">   복도 전시용(선택) · 점선을 따라 오려요 · 1장에 4개 · QR을 붙여 사용</w:t>
       </w:r>
     </w:p>
     <w:tbl>
@@ -355,18 +355,18 @@
                 <w:sz w:val="18"/>
                 <w:szCs w:val="18"/>
               </w:rPr>
-              <w:t xml:space="preserve">투표할 때 작품번호를 기억해요 → </w:t>
-            </w:r>
-            <w:r>
-              <w:rPr>
-                <w:rFonts w:ascii="맑은 고딕" w:cs="맑은 고딕" w:eastAsia="맑은 고딕" w:hAnsi="맑은 고딕"/>
-                <w:b/>
-                <w:bCs/>
-                <w:color w:val="A6A6A6"/>
+              <w:t xml:space="preserve">마음에 들면 온라인 갤러리에서 </w:t>
+            </w:r>
+            <w:r>
+              <w:rPr>
+                <w:rFonts w:ascii="맑은 고딕" w:cs="맑은 고딕" w:eastAsia="맑은 고딕" w:hAnsi="맑은 고딕"/>
+                <w:b/>
+                <w:bCs/>
+                <w:color w:val="D6336C"/>
                 <w:sz w:val="20"/>
                 <w:szCs w:val="20"/>
               </w:rPr>
-              <w:t xml:space="preserve">______</w:t>
+              <w:t xml:space="preserve">좋아요!</w:t>
             </w:r>
           </w:p>
         </w:tc>
@@ -676,18 +676,18 @@
                 <w:sz w:val="18"/>
                 <w:szCs w:val="18"/>
               </w:rPr>
-              <w:t xml:space="preserve">투표할 때 작품번호를 기억해요 → </w:t>
-            </w:r>
-            <w:r>
-              <w:rPr>
-                <w:rFonts w:ascii="맑은 고딕" w:cs="맑은 고딕" w:eastAsia="맑은 고딕" w:hAnsi="맑은 고딕"/>
-                <w:b/>
-                <w:bCs/>
-                <w:color w:val="A6A6A6"/>
+              <w:t xml:space="preserve">마음에 들면 온라인 갤러리에서 </w:t>
+            </w:r>
+            <w:r>
+              <w:rPr>
+                <w:rFonts w:ascii="맑은 고딕" w:cs="맑은 고딕" w:eastAsia="맑은 고딕" w:hAnsi="맑은 고딕"/>
+                <w:b/>
+                <w:bCs/>
+                <w:color w:val="D6336C"/>
                 <w:sz w:val="20"/>
                 <w:szCs w:val="20"/>
               </w:rPr>
-              <w:t xml:space="preserve">______</w:t>
+              <w:t xml:space="preserve">좋아요!</w:t>
             </w:r>
           </w:p>
         </w:tc>
@@ -1003,18 +1003,18 @@
                 <w:sz w:val="18"/>
                 <w:szCs w:val="18"/>
               </w:rPr>
-              <w:t xml:space="preserve">투표할 때 작품번호를 기억해요 → </w:t>
-            </w:r>
-            <w:r>
-              <w:rPr>
-                <w:rFonts w:ascii="맑은 고딕" w:cs="맑은 고딕" w:eastAsia="맑은 고딕" w:hAnsi="맑은 고딕"/>
-                <w:b/>
-                <w:bCs/>
-                <w:color w:val="A6A6A6"/>
+              <w:t xml:space="preserve">마음에 들면 온라인 갤러리에서 </w:t>
+            </w:r>
+            <w:r>
+              <w:rPr>
+                <w:rFonts w:ascii="맑은 고딕" w:cs="맑은 고딕" w:eastAsia="맑은 고딕" w:hAnsi="맑은 고딕"/>
+                <w:b/>
+                <w:bCs/>
+                <w:color w:val="D6336C"/>
                 <w:sz w:val="20"/>
                 <w:szCs w:val="20"/>
               </w:rPr>
-              <w:t xml:space="preserve">______</w:t>
+              <w:t xml:space="preserve">좋아요!</w:t>
             </w:r>
           </w:p>
         </w:tc>
@@ -1324,18 +1324,18 @@
                 <w:sz w:val="18"/>
                 <w:szCs w:val="18"/>
               </w:rPr>
-              <w:t xml:space="preserve">투표할 때 작품번호를 기억해요 → </w:t>
-            </w:r>
-            <w:r>
-              <w:rPr>
-                <w:rFonts w:ascii="맑은 고딕" w:cs="맑은 고딕" w:eastAsia="맑은 고딕" w:hAnsi="맑은 고딕"/>
-                <w:b/>
-                <w:bCs/>
-                <w:color w:val="A6A6A6"/>
+              <w:t xml:space="preserve">마음에 들면 온라인 갤러리에서 </w:t>
+            </w:r>
+            <w:r>
+              <w:rPr>
+                <w:rFonts w:ascii="맑은 고딕" w:cs="맑은 고딕" w:eastAsia="맑은 고딕" w:hAnsi="맑은 고딕"/>
+                <w:b/>
+                <w:bCs/>
+                <w:color w:val="D6336C"/>
                 <w:sz w:val="20"/>
                 <w:szCs w:val="20"/>
               </w:rPr>
-              <w:t xml:space="preserve">______</w:t>
+              <w:t xml:space="preserve">좋아요!</w:t>
             </w:r>
           </w:p>
         </w:tc>
@@ -1368,7 +1368,7 @@
           <w:sz w:val="17"/>
           <w:szCs w:val="17"/>
         </w:rPr>
-        <w:t xml:space="preserve">   2026 위례 AI 코딩 챌린지 본선 작품 예시</w:t>
+        <w:t xml:space="preserve">   복도 전시용(선택) · 온라인 갤러리에 공개된 작품 예시</w:t>
       </w:r>
     </w:p>
     <w:tbl>
@@ -1646,7 +1646,7 @@
                 <w:sz w:val="18"/>
                 <w:szCs w:val="18"/>
               </w:rPr>
-              <w:t xml:space="preserve">투표할 때 작품번호를 기억해요 → </w:t>
+              <w:t xml:space="preserve">마음에 들면 온라인 갤러리에서 </w:t>
             </w:r>
             <w:r>
               <w:rPr>
@@ -1657,7 +1657,7 @@
                 <w:sz w:val="20"/>
                 <w:szCs w:val="20"/>
               </w:rPr>
-              <w:t xml:space="preserve">V-01</w:t>
+              <w:t xml:space="preserve">좋아요!</w:t>
             </w:r>
           </w:p>
         </w:tc>
@@ -1914,7 +1914,7 @@
                 <w:sz w:val="18"/>
                 <w:szCs w:val="18"/>
               </w:rPr>
-              <w:t xml:space="preserve">투표할 때 작품번호를 기억해요 → </w:t>
+              <w:t xml:space="preserve">마음에 들면 온라인 갤러리에서 </w:t>
             </w:r>
             <w:r>
               <w:rPr>
@@ -1925,7 +1925,7 @@
                 <w:sz w:val="20"/>
                 <w:szCs w:val="20"/>
               </w:rPr>
-              <w:t xml:space="preserve">V-02</w:t>
+              <w:t xml:space="preserve">좋아요!</w:t>
             </w:r>
           </w:p>
         </w:tc>
@@ -2188,7 +2188,7 @@
                 <w:sz w:val="18"/>
                 <w:szCs w:val="18"/>
               </w:rPr>
-              <w:t xml:space="preserve">투표할 때 작품번호를 기억해요 → </w:t>
+              <w:t xml:space="preserve">마음에 들면 온라인 갤러리에서 </w:t>
             </w:r>
             <w:r>
               <w:rPr>
@@ -2199,7 +2199,7 @@
                 <w:sz w:val="20"/>
                 <w:szCs w:val="20"/>
               </w:rPr>
-              <w:t xml:space="preserve">B-01</w:t>
+              <w:t xml:space="preserve">좋아요!</w:t>
             </w:r>
           </w:p>
         </w:tc>
@@ -2339,7 +2339,7 @@
                 <w:sz w:val="19"/>
                 <w:szCs w:val="19"/>
               </w:rPr>
-              <w:t xml:space="preserve">과목을 나타내는 영어 단어와 그림을 짝 지어요. 소리를 듣고 따라 말해 봐요.</w:t>
+              <w:t xml:space="preserve">과목 그림을 보고 알맞은 영어 단어를 골라 짝 지어요. 맞히면 "Great!" 소리와 함께 점수가 올라가고, 5문제를 다 맞히면 "Perfect!"가 나와요.</w:t>
             </w:r>
           </w:p>
           <w:tbl>
@@ -2456,7 +2456,7 @@
                 <w:sz w:val="18"/>
                 <w:szCs w:val="18"/>
               </w:rPr>
-              <w:t xml:space="preserve">투표할 때 작품번호를 기억해요 → </w:t>
+              <w:t xml:space="preserve">마음에 들면 온라인 갤러리에서 </w:t>
             </w:r>
             <w:r>
               <w:rPr>
@@ -2467,7 +2467,7 @@
                 <w:sz w:val="20"/>
                 <w:szCs w:val="20"/>
               </w:rPr>
-              <w:t xml:space="preserve">B-02</w:t>
+              <w:t xml:space="preserve">좋아요!</w:t>
             </w:r>
           </w:p>
         </w:tc>
@@ -2494,7 +2494,7 @@
     </w:p>
     <w:p>
       <w:pPr>
-        <w:spacing w:after="80" w:before="200"/>
+        <w:spacing w:after="40" w:before="60"/>
         <w:jc w:val="center"/>
       </w:pPr>
       <w:r>
@@ -2518,15 +2518,15 @@
           <w:b/>
           <w:bCs/>
           <w:color w:val="1F4E79"/>
-          <w:sz w:val="64"/>
-          <w:szCs w:val="64"/>
+          <w:sz w:val="56"/>
+          <w:szCs w:val="56"/>
         </w:rPr>
         <w:t xml:space="preserve">2026 위례 AI 코딩 챌린지</w:t>
       </w:r>
     </w:p>
     <w:p>
       <w:pPr>
-        <w:spacing w:after="100"/>
+        <w:spacing w:after="60"/>
         <w:jc w:val="center"/>
       </w:pPr>
       <w:r>
@@ -2534,16 +2534,16 @@
           <w:rFonts w:ascii="맑은 고딕" w:cs="맑은 고딕" w:eastAsia="맑은 고딕" w:hAnsi="맑은 고딕"/>
           <w:b/>
           <w:bCs/>
-          <w:color w:val="E67E22"/>
+          <w:color w:val="D6336C"/>
           <w:sz w:val="64"/>
           <w:szCs w:val="64"/>
         </w:rPr>
-        <w:t xml:space="preserve">체험·투표 주간</w:t>
+        <w:t xml:space="preserve">♥ 좋아요 투표 주간 ♥</w:t>
       </w:r>
     </w:p>
     <w:p>
       <w:pPr>
-        <w:spacing w:after="60"/>
+        <w:spacing w:after="40"/>
         <w:jc w:val="center"/>
       </w:pPr>
       <w:r>
@@ -2554,22 +2554,22 @@
           <w:sz w:val="44"/>
           <w:szCs w:val="44"/>
         </w:rPr>
-        <w:t xml:space="preserve">10. 21.(수) ~ 10. 27.(화)</w:t>
+        <w:t xml:space="preserve">11. 9.(월) ~ 11. 13.(금)</w:t>
       </w:r>
     </w:p>
     <w:p>
       <w:pPr>
-        <w:spacing w:after="300"/>
+        <w:spacing w:after="200"/>
         <w:jc w:val="center"/>
       </w:pPr>
       <w:r>
         <w:rPr>
           <w:rFonts w:ascii="맑은 고딕" w:cs="맑은 고딕" w:eastAsia="맑은 고딕" w:hAnsi="맑은 고딕"/>
           <w:color w:val="404040"/>
-          <w:sz w:val="22"/>
-          <w:szCs w:val="22"/>
+          <w:sz w:val="21"/>
+          <w:szCs w:val="21"/>
         </w:rPr>
-        <w:t xml:space="preserve">「AI야, 공부 친구 만들어 줘!」 친구들이 만든 공부 친구를 체험하고 투표해요</w:t>
+        <w:t xml:space="preserve">「AI야, 공부 친구 만들어 줘!」 온라인 작품 갤러리에서 친구들의 공부 친구를 체험하고 좋아요를 눌러요</w:t>
       </w:r>
     </w:p>
     <w:tbl>
@@ -2586,16 +2586,172 @@
         <w:tblLayout w:type="fixed"/>
       </w:tblPr>
       <w:tblGrid>
-        <w:gridCol w:w="1500"/>
-        <w:gridCol w:w="9272"/>
+        <w:gridCol w:w="1300"/>
+        <w:gridCol w:w="9472"/>
       </w:tblGrid>
       <w:tr>
         <w:trPr>
-          <w:trHeight w:val="1500" w:hRule="atLeast"/>
+          <w:cantSplit/>
+          <w:trHeight w:val="1250" w:hRule="atLeast"/>
         </w:trPr>
         <w:tc>
           <w:tcPr>
-            <w:tcW w:type="dxa" w:w="1500"/>
+            <w:tcW w:type="dxa" w:w="1300"/>
+            <w:tcBorders>
+              <w:top w:val="none" w:color="FFFFFF" w:sz="0"/>
+              <w:left w:val="none" w:color="FFFFFF" w:sz="0"/>
+              <w:bottom w:val="none" w:color="FFFFFF" w:sz="0"/>
+              <w:right w:val="none" w:color="FFFFFF" w:sz="0"/>
+            </w:tcBorders>
+            <w:shd w:fill="1F4E79" w:color="auto" w:val="clear"/>
+            <w:vAlign w:val="center"/>
+          </w:tcPr>
+          <w:p>
+            <w:pPr>
+              <w:jc w:val="center"/>
+            </w:pPr>
+            <w:r>
+              <w:rPr>
+                <w:rFonts w:ascii="맑은 고딕" w:cs="맑은 고딕" w:eastAsia="맑은 고딕" w:hAnsi="맑은 고딕"/>
+                <w:b/>
+                <w:bCs/>
+                <w:color w:val="FFFFFF"/>
+                <w:sz w:val="56"/>
+                <w:szCs w:val="56"/>
+              </w:rPr>
+              <w:t xml:space="preserve">1</w:t>
+            </w:r>
+          </w:p>
+        </w:tc>
+        <w:tc>
+          <w:tcPr>
+            <w:tcW w:type="dxa" w:w="9472"/>
+            <w:tcBorders>
+              <w:top w:val="none" w:color="FFFFFF" w:sz="0"/>
+              <w:left w:val="none" w:color="FFFFFF" w:sz="0"/>
+              <w:bottom w:val="none" w:color="FFFFFF" w:sz="0"/>
+              <w:right w:val="none" w:color="FFFFFF" w:sz="0"/>
+            </w:tcBorders>
+            <w:shd w:fill="F7F7F7" w:color="auto" w:val="clear"/>
+            <w:tcMar>
+              <w:top w:type="dxa" w:w="100"/>
+              <w:left w:type="dxa" w:w="300"/>
+              <w:bottom w:type="dxa" w:w="100"/>
+              <w:right w:type="dxa" w:w="200"/>
+            </w:tcMar>
+            <w:vAlign w:val="center"/>
+          </w:tcPr>
+          <w:p>
+            <w:pPr>
+              <w:spacing w:after="50"/>
+            </w:pPr>
+            <w:r>
+              <w:rPr>
+                <w:rFonts w:ascii="맑은 고딕" w:cs="맑은 고딕" w:eastAsia="맑은 고딕" w:hAnsi="맑은 고딕"/>
+                <w:b/>
+                <w:bCs/>
+                <w:sz w:val="34"/>
+                <w:szCs w:val="34"/>
+              </w:rPr>
+              <w:t xml:space="preserve">갤러리 QR 찍기</w:t>
+            </w:r>
+          </w:p>
+          <w:p>
+            <w:pPr>
+              <w:spacing w:after="20"/>
+            </w:pPr>
+            <w:r>
+              <w:rPr>
+                <w:rFonts w:ascii="맑은 고딕" w:cs="맑은 고딕" w:eastAsia="맑은 고딕" w:hAnsi="맑은 고딕"/>
+                <w:color w:val="404040"/>
+                <w:sz w:val="22"/>
+                <w:szCs w:val="22"/>
+              </w:rPr>
+              <w:t xml:space="preserve">아래 갤러리 QR을 아이패드 카메라로 찍어요.</w:t>
+            </w:r>
+          </w:p>
+          <w:p>
+            <w:pPr>
+              <w:spacing w:after="20"/>
+            </w:pPr>
+            <w:r>
+              <w:rPr>
+                <w:rFonts w:ascii="맑은 고딕" w:cs="맑은 고딕" w:eastAsia="맑은 고딕" w:hAnsi="맑은 고딕"/>
+                <w:b/>
+                <w:bCs/>
+                <w:color w:val="262626"/>
+                <w:sz w:val="22"/>
+                <w:szCs w:val="22"/>
+              </w:rPr>
+              <w:t xml:space="preserve">학교 구글(센스쿨) 계정으로 로그인</w:t>
+            </w:r>
+            <w:r>
+              <w:rPr>
+                <w:rFonts w:ascii="맑은 고딕" w:cs="맑은 고딕" w:eastAsia="맑은 고딕" w:hAnsi="맑은 고딕"/>
+                <w:color w:val="404040"/>
+                <w:sz w:val="22"/>
+                <w:szCs w:val="22"/>
+              </w:rPr>
+              <w:t xml:space="preserve">해야 갤러리가 열려요.</w:t>
+            </w:r>
+          </w:p>
+        </w:tc>
+      </w:tr>
+      <w:tr>
+        <w:trPr>
+          <w:trHeight w:val="130" w:hRule="exact"/>
+        </w:trPr>
+        <w:tc>
+          <w:tcPr>
+            <w:tcW w:type="dxa" w:w="1300"/>
+            <w:tcBorders>
+              <w:top w:val="none" w:color="FFFFFF" w:sz="0"/>
+              <w:left w:val="none" w:color="FFFFFF" w:sz="0"/>
+              <w:bottom w:val="none" w:color="FFFFFF" w:sz="0"/>
+              <w:right w:val="none" w:color="FFFFFF" w:sz="0"/>
+            </w:tcBorders>
+          </w:tcPr>
+          <w:p>
+            <w:r>
+              <w:rPr>
+                <w:rFonts w:ascii="맑은 고딕" w:cs="맑은 고딕" w:eastAsia="맑은 고딕" w:hAnsi="맑은 고딕"/>
+                <w:sz w:val="2"/>
+                <w:szCs w:val="2"/>
+              </w:rPr>
+              <w:t xml:space="preserve"/>
+            </w:r>
+          </w:p>
+        </w:tc>
+        <w:tc>
+          <w:tcPr>
+            <w:tcW w:type="dxa" w:w="9472"/>
+            <w:tcBorders>
+              <w:top w:val="none" w:color="FFFFFF" w:sz="0"/>
+              <w:left w:val="none" w:color="FFFFFF" w:sz="0"/>
+              <w:bottom w:val="none" w:color="FFFFFF" w:sz="0"/>
+              <w:right w:val="none" w:color="FFFFFF" w:sz="0"/>
+            </w:tcBorders>
+          </w:tcPr>
+          <w:p>
+            <w:r>
+              <w:rPr>
+                <w:rFonts w:ascii="맑은 고딕" w:cs="맑은 고딕" w:eastAsia="맑은 고딕" w:hAnsi="맑은 고딕"/>
+                <w:sz w:val="2"/>
+                <w:szCs w:val="2"/>
+              </w:rPr>
+              <w:t xml:space="preserve"/>
+            </w:r>
+          </w:p>
+        </w:tc>
+      </w:tr>
+      <w:tr>
+        <w:trPr>
+          <w:cantSplit/>
+          <w:trHeight w:val="1250" w:hRule="atLeast"/>
+        </w:trPr>
+        <w:tc>
+          <w:tcPr>
+            <w:tcW w:type="dxa" w:w="1300"/>
             <w:tcBorders>
               <w:top w:val="none" w:color="FFFFFF" w:sz="0"/>
               <w:left w:val="none" w:color="FFFFFF" w:sz="0"/>
@@ -2618,13 +2774,13 @@
                 <w:sz w:val="56"/>
                 <w:szCs w:val="56"/>
               </w:rPr>
-              <w:t xml:space="preserve">1</w:t>
+              <w:t xml:space="preserve">2</w:t>
             </w:r>
           </w:p>
         </w:tc>
         <w:tc>
           <w:tcPr>
-            <w:tcW w:type="dxa" w:w="9272"/>
+            <w:tcW w:type="dxa" w:w="9472"/>
             <w:tcBorders>
               <w:top w:val="none" w:color="FFFFFF" w:sz="0"/>
               <w:left w:val="none" w:color="FFFFFF" w:sz="0"/>
@@ -2633,26 +2789,26 @@
             </w:tcBorders>
             <w:shd w:fill="F7F7F7" w:color="auto" w:val="clear"/>
             <w:tcMar>
-              <w:top w:type="dxa" w:w="120"/>
+              <w:top w:type="dxa" w:w="100"/>
               <w:left w:type="dxa" w:w="300"/>
-              <w:bottom w:type="dxa" w:w="120"/>
+              <w:bottom w:type="dxa" w:w="100"/>
               <w:right w:type="dxa" w:w="200"/>
             </w:tcMar>
             <w:vAlign w:val="center"/>
           </w:tcPr>
           <w:p>
             <w:pPr>
-              <w:spacing w:after="60"/>
-            </w:pPr>
-            <w:r>
-              <w:rPr>
-                <w:rFonts w:ascii="맑은 고딕" w:cs="맑은 고딕" w:eastAsia="맑은 고딕" w:hAnsi="맑은 고딕"/>
-                <w:b/>
-                <w:bCs/>
-                <w:sz w:val="36"/>
-                <w:szCs w:val="36"/>
-              </w:rPr>
-              <w:t xml:space="preserve">체험하기</w:t>
+              <w:spacing w:after="50"/>
+            </w:pPr>
+            <w:r>
+              <w:rPr>
+                <w:rFonts w:ascii="맑은 고딕" w:cs="맑은 고딕" w:eastAsia="맑은 고딕" w:hAnsi="맑은 고딕"/>
+                <w:b/>
+                <w:bCs/>
+                <w:sz w:val="34"/>
+                <w:szCs w:val="34"/>
+              </w:rPr>
+              <w:t xml:space="preserve">작품 체험하기</w:t>
             </w:r>
           </w:p>
           <w:p>
@@ -2666,7 +2822,7 @@
                 <w:sz w:val="22"/>
                 <w:szCs w:val="22"/>
               </w:rPr>
-              <w:t xml:space="preserve">복도(도서관)에 있는 QR 체험 카드를 아이패드 카메라로 찍어요.</w:t>
+              <w:t xml:space="preserve">블록코딩·바이브코딩 분야 작품을 골라 직접 해 보아요.</w:t>
             </w:r>
           </w:p>
           <w:p>
@@ -2680,18 +2836,18 @@
                 <w:sz w:val="22"/>
                 <w:szCs w:val="22"/>
               </w:rPr>
-              <w:t xml:space="preserve">작품을 직접 해 보며 '공부에 도움이 되는지' 살펴봐요.</w:t>
+              <w:t xml:space="preserve">'친구 공부에 정말 도움이 될까?' 생각하며 살펴봐요.</w:t>
             </w:r>
           </w:p>
         </w:tc>
       </w:tr>
       <w:tr>
         <w:trPr>
-          <w:trHeight w:val="160" w:hRule="exact"/>
+          <w:trHeight w:val="130" w:hRule="exact"/>
         </w:trPr>
         <w:tc>
           <w:tcPr>
-            <w:tcW w:type="dxa" w:w="1500"/>
+            <w:tcW w:type="dxa" w:w="1300"/>
             <w:tcBorders>
               <w:top w:val="none" w:color="FFFFFF" w:sz="0"/>
               <w:left w:val="none" w:color="FFFFFF" w:sz="0"/>
@@ -2703,6 +2859,8 @@
             <w:r>
               <w:rPr>
                 <w:rFonts w:ascii="맑은 고딕" w:cs="맑은 고딕" w:eastAsia="맑은 고딕" w:hAnsi="맑은 고딕"/>
+                <w:sz w:val="2"/>
+                <w:szCs w:val="2"/>
               </w:rPr>
               <w:t xml:space="preserve"/>
             </w:r>
@@ -2710,7 +2868,7 @@
         </w:tc>
         <w:tc>
           <w:tcPr>
-            <w:tcW w:type="dxa" w:w="9272"/>
+            <w:tcW w:type="dxa" w:w="9472"/>
             <w:tcBorders>
               <w:top w:val="none" w:color="FFFFFF" w:sz="0"/>
               <w:left w:val="none" w:color="FFFFFF" w:sz="0"/>
@@ -2722,6 +2880,8 @@
             <w:r>
               <w:rPr>
                 <w:rFonts w:ascii="맑은 고딕" w:cs="맑은 고딕" w:eastAsia="맑은 고딕" w:hAnsi="맑은 고딕"/>
+                <w:sz w:val="2"/>
+                <w:szCs w:val="2"/>
               </w:rPr>
               <w:t xml:space="preserve"/>
             </w:r>
@@ -2730,18 +2890,19 @@
       </w:tr>
       <w:tr>
         <w:trPr>
-          <w:trHeight w:val="1500" w:hRule="atLeast"/>
+          <w:cantSplit/>
+          <w:trHeight w:val="1250" w:hRule="atLeast"/>
         </w:trPr>
         <w:tc>
           <w:tcPr>
-            <w:tcW w:type="dxa" w:w="1500"/>
+            <w:tcW w:type="dxa" w:w="1300"/>
             <w:tcBorders>
               <w:top w:val="none" w:color="FFFFFF" w:sz="0"/>
               <w:left w:val="none" w:color="FFFFFF" w:sz="0"/>
               <w:bottom w:val="none" w:color="FFFFFF" w:sz="0"/>
               <w:right w:val="none" w:color="FFFFFF" w:sz="0"/>
             </w:tcBorders>
-            <w:shd w:fill="6C3FC5" w:color="auto" w:val="clear"/>
+            <w:shd w:fill="D6336C" w:color="auto" w:val="clear"/>
             <w:vAlign w:val="center"/>
           </w:tcPr>
           <w:p>
@@ -2757,13 +2918,13 @@
                 <w:sz w:val="56"/>
                 <w:szCs w:val="56"/>
               </w:rPr>
-              <w:t xml:space="preserve">2</w:t>
+              <w:t xml:space="preserve">3</w:t>
             </w:r>
           </w:p>
         </w:tc>
         <w:tc>
           <w:tcPr>
-            <w:tcW w:type="dxa" w:w="9272"/>
+            <w:tcW w:type="dxa" w:w="9472"/>
             <w:tcBorders>
               <w:top w:val="none" w:color="FFFFFF" w:sz="0"/>
               <w:left w:val="none" w:color="FFFFFF" w:sz="0"/>
@@ -2772,32 +2933,43 @@
             </w:tcBorders>
             <w:shd w:fill="F7F7F7" w:color="auto" w:val="clear"/>
             <w:tcMar>
-              <w:top w:type="dxa" w:w="120"/>
+              <w:top w:type="dxa" w:w="100"/>
               <w:left w:type="dxa" w:w="300"/>
-              <w:bottom w:type="dxa" w:w="120"/>
+              <w:bottom w:type="dxa" w:w="100"/>
               <w:right w:type="dxa" w:w="200"/>
             </w:tcMar>
             <w:vAlign w:val="center"/>
           </w:tcPr>
           <w:p>
             <w:pPr>
-              <w:spacing w:after="60"/>
-            </w:pPr>
-            <w:r>
-              <w:rPr>
-                <w:rFonts w:ascii="맑은 고딕" w:cs="맑은 고딕" w:eastAsia="맑은 고딕" w:hAnsi="맑은 고딕"/>
-                <w:b/>
-                <w:bCs/>
-                <w:sz w:val="36"/>
-                <w:szCs w:val="36"/>
-              </w:rPr>
-              <w:t xml:space="preserve">작품번호 기억하기</w:t>
+              <w:spacing w:after="50"/>
+            </w:pPr>
+            <w:r>
+              <w:rPr>
+                <w:rFonts w:ascii="맑은 고딕" w:cs="맑은 고딕" w:eastAsia="맑은 고딕" w:hAnsi="맑은 고딕"/>
+                <w:b/>
+                <w:bCs/>
+                <w:sz w:val="34"/>
+                <w:szCs w:val="34"/>
+              </w:rPr>
+              <w:t xml:space="preserve">마음에 드는 작품에 좋아요</w:t>
             </w:r>
           </w:p>
           <w:p>
             <w:pPr>
               <w:spacing w:after="20"/>
             </w:pPr>
+            <w:r>
+              <w:rPr>
+                <w:rFonts w:ascii="맑은 고딕" w:cs="맑은 고딕" w:eastAsia="맑은 고딕" w:hAnsi="맑은 고딕"/>
+                <w:b/>
+                <w:bCs/>
+                <w:color w:val="D6336C"/>
+                <w:sz w:val="22"/>
+                <w:szCs w:val="22"/>
+              </w:rPr>
+              <w:t xml:space="preserve">좋아요는 작품마다 1번!</w:t>
+            </w:r>
             <w:r>
               <w:rPr>
                 <w:rFonts w:ascii="맑은 고딕" w:cs="맑은 고딕" w:eastAsia="맑은 고딕" w:hAnsi="맑은 고딕"/>
@@ -2805,7 +2977,23 @@
                 <w:sz w:val="22"/>
                 <w:szCs w:val="22"/>
               </w:rPr>
-              <w:t xml:space="preserve">마음에 드는 작품의 작품번호를 기억하거나 적어 두어요.</w:t>
+              <w:t xml:space="preserve">  누를 수 있는 작품 개수는 제한이 없어요.</w:t>
+            </w:r>
+          </w:p>
+          <w:p>
+            <w:pPr>
+              <w:spacing w:after="20"/>
+            </w:pPr>
+            <w:r>
+              <w:rPr>
+                <w:rFonts w:ascii="맑은 고딕" w:cs="맑은 고딕" w:eastAsia="맑은 고딕" w:hAnsi="맑은 고딕"/>
+                <w:b/>
+                <w:bCs/>
+                <w:color w:val="262626"/>
+                <w:sz w:val="22"/>
+                <w:szCs w:val="22"/>
+              </w:rPr>
+              <w:t xml:space="preserve">내 작품(우리 팀 작품)에는 누르지 않아요.</w:t>
             </w:r>
           </w:p>
           <w:p>
@@ -2819,160 +3007,7 @@
                 <w:sz w:val="22"/>
                 <w:szCs w:val="22"/>
               </w:rPr>
-              <w:t xml:space="preserve">예) 블록코딩 B-01 구구단 우주선 / 바이브코딩 V-01 각도 탐정 게임</w:t>
-            </w:r>
-          </w:p>
-        </w:tc>
-      </w:tr>
-      <w:tr>
-        <w:trPr>
-          <w:trHeight w:val="160" w:hRule="exact"/>
-        </w:trPr>
-        <w:tc>
-          <w:tcPr>
-            <w:tcW w:type="dxa" w:w="1500"/>
-            <w:tcBorders>
-              <w:top w:val="none" w:color="FFFFFF" w:sz="0"/>
-              <w:left w:val="none" w:color="FFFFFF" w:sz="0"/>
-              <w:bottom w:val="none" w:color="FFFFFF" w:sz="0"/>
-              <w:right w:val="none" w:color="FFFFFF" w:sz="0"/>
-            </w:tcBorders>
-          </w:tcPr>
-          <w:p>
-            <w:r>
-              <w:rPr>
-                <w:rFonts w:ascii="맑은 고딕" w:cs="맑은 고딕" w:eastAsia="맑은 고딕" w:hAnsi="맑은 고딕"/>
-              </w:rPr>
-              <w:t xml:space="preserve"/>
-            </w:r>
-          </w:p>
-        </w:tc>
-        <w:tc>
-          <w:tcPr>
-            <w:tcW w:type="dxa" w:w="9272"/>
-            <w:tcBorders>
-              <w:top w:val="none" w:color="FFFFFF" w:sz="0"/>
-              <w:left w:val="none" w:color="FFFFFF" w:sz="0"/>
-              <w:bottom w:val="none" w:color="FFFFFF" w:sz="0"/>
-              <w:right w:val="none" w:color="FFFFFF" w:sz="0"/>
-            </w:tcBorders>
-          </w:tcPr>
-          <w:p>
-            <w:r>
-              <w:rPr>
-                <w:rFonts w:ascii="맑은 고딕" w:cs="맑은 고딕" w:eastAsia="맑은 고딕" w:hAnsi="맑은 고딕"/>
-              </w:rPr>
-              <w:t xml:space="preserve"/>
-            </w:r>
-          </w:p>
-        </w:tc>
-      </w:tr>
-      <w:tr>
-        <w:trPr>
-          <w:trHeight w:val="1500" w:hRule="atLeast"/>
-        </w:trPr>
-        <w:tc>
-          <w:tcPr>
-            <w:tcW w:type="dxa" w:w="1500"/>
-            <w:tcBorders>
-              <w:top w:val="none" w:color="FFFFFF" w:sz="0"/>
-              <w:left w:val="none" w:color="FFFFFF" w:sz="0"/>
-              <w:bottom w:val="none" w:color="FFFFFF" w:sz="0"/>
-              <w:right w:val="none" w:color="FFFFFF" w:sz="0"/>
-            </w:tcBorders>
-            <w:shd w:fill="1F4E79" w:color="auto" w:val="clear"/>
-            <w:vAlign w:val="center"/>
-          </w:tcPr>
-          <w:p>
-            <w:pPr>
-              <w:jc w:val="center"/>
-            </w:pPr>
-            <w:r>
-              <w:rPr>
-                <w:rFonts w:ascii="맑은 고딕" w:cs="맑은 고딕" w:eastAsia="맑은 고딕" w:hAnsi="맑은 고딕"/>
-                <w:b/>
-                <w:bCs/>
-                <w:color w:val="FFFFFF"/>
-                <w:sz w:val="56"/>
-                <w:szCs w:val="56"/>
-              </w:rPr>
-              <w:t xml:space="preserve">3</w:t>
-            </w:r>
-          </w:p>
-        </w:tc>
-        <w:tc>
-          <w:tcPr>
-            <w:tcW w:type="dxa" w:w="9272"/>
-            <w:tcBorders>
-              <w:top w:val="none" w:color="FFFFFF" w:sz="0"/>
-              <w:left w:val="none" w:color="FFFFFF" w:sz="0"/>
-              <w:bottom w:val="none" w:color="FFFFFF" w:sz="0"/>
-              <w:right w:val="none" w:color="FFFFFF" w:sz="0"/>
-            </w:tcBorders>
-            <w:shd w:fill="F7F7F7" w:color="auto" w:val="clear"/>
-            <w:tcMar>
-              <w:top w:type="dxa" w:w="120"/>
-              <w:left w:type="dxa" w:w="300"/>
-              <w:bottom w:type="dxa" w:w="120"/>
-              <w:right w:type="dxa" w:w="200"/>
-            </w:tcMar>
-            <w:vAlign w:val="center"/>
-          </w:tcPr>
-          <w:p>
-            <w:pPr>
-              <w:spacing w:after="60"/>
-            </w:pPr>
-            <w:r>
-              <w:rPr>
-                <w:rFonts w:ascii="맑은 고딕" w:cs="맑은 고딕" w:eastAsia="맑은 고딕" w:hAnsi="맑은 고딕"/>
-                <w:b/>
-                <w:bCs/>
-                <w:sz w:val="36"/>
-                <w:szCs w:val="36"/>
-              </w:rPr>
-              <w:t xml:space="preserve">투표 QR 찍고 투표하기</w:t>
-            </w:r>
-          </w:p>
-          <w:p>
-            <w:pPr>
-              <w:spacing w:after="20"/>
-            </w:pPr>
-            <w:r>
-              <w:rPr>
-                <w:rFonts w:ascii="맑은 고딕" w:cs="맑은 고딕" w:eastAsia="맑은 고딕" w:hAnsi="맑은 고딕"/>
-                <w:color w:val="404040"/>
-                <w:sz w:val="22"/>
-                <w:szCs w:val="22"/>
-              </w:rPr>
-              <w:t xml:space="preserve">아래 투표 QR을 찍고 센스쿨 계정으로 로그인해요. (1인 1회)</w:t>
-            </w:r>
-          </w:p>
-          <w:p>
-            <w:pPr>
-              <w:spacing w:after="20"/>
-            </w:pPr>
-            <w:r>
-              <w:rPr>
-                <w:rFonts w:ascii="맑은 고딕" w:cs="맑은 고딕" w:eastAsia="맑은 고딕" w:hAnsi="맑은 고딕"/>
-                <w:color w:val="404040"/>
-                <w:sz w:val="22"/>
-                <w:szCs w:val="22"/>
-              </w:rPr>
-              <w:t xml:space="preserve">블록코딩 분야, 바이브코딩 분야에서 각각 최대 3표까지 골라요.</w:t>
-            </w:r>
-          </w:p>
-          <w:p>
-            <w:pPr>
-              <w:spacing w:after="20"/>
-            </w:pPr>
-            <w:r>
-              <w:rPr>
-                <w:rFonts w:ascii="맑은 고딕" w:cs="맑은 고딕" w:eastAsia="맑은 고딕" w:hAnsi="맑은 고딕"/>
-                <w:color w:val="404040"/>
-                <w:sz w:val="22"/>
-                <w:szCs w:val="22"/>
-              </w:rPr>
-              <w:t xml:space="preserve">내 작품(우리 팀 작품)에는 투표하지 않아요.</w:t>
+              <w:t xml:space="preserve">투표 기간 안에는 좋아요를 취소할 수도 있어요.</w:t>
             </w:r>
           </w:p>
         </w:tc>
@@ -2980,11 +3015,13 @@
     </w:tbl>
     <w:p>
       <w:pPr>
-        <w:spacing w:after="160"/>
+        <w:spacing w:after="140"/>
       </w:pPr>
       <w:r>
         <w:rPr>
           <w:rFonts w:ascii="맑은 고딕" w:cs="맑은 고딕" w:eastAsia="맑은 고딕" w:hAnsi="맑은 고딕"/>
+          <w:sz w:val="8"/>
+          <w:szCs w:val="8"/>
         </w:rPr>
         <w:t xml:space="preserve"/>
       </w:r>
@@ -3003,13 +3040,16 @@
         <w:tblLayout w:type="fixed"/>
       </w:tblPr>
       <w:tblGrid>
-        <w:gridCol w:w="3000"/>
-        <w:gridCol w:w="7772"/>
+        <w:gridCol w:w="3200"/>
+        <w:gridCol w:w="7572"/>
       </w:tblGrid>
       <w:tr>
+        <w:trPr>
+          <w:cantSplit/>
+        </w:trPr>
         <w:tc>
           <w:tcPr>
-            <w:tcW w:type="dxa" w:w="3000"/>
+            <w:tcW w:type="dxa" w:w="3200"/>
             <w:tcBorders>
               <w:top w:val="none" w:color="FFFFFF" w:sz="0"/>
               <w:left w:val="none" w:color="FFFFFF" w:sz="0"/>
@@ -3020,7 +3060,7 @@
           </w:tcPr>
           <w:tbl>
             <w:tblPr>
-              <w:tblW w:type="dxa" w:w="2600"/>
+              <w:tblW w:type="dxa" w:w="2850"/>
               <w:jc w:val="center"/>
               <w:tblBorders>
                 <w:top w:val="single" w:color="auto" w:sz="4"/>
@@ -3033,15 +3073,15 @@
               <w:tblLayout w:type="fixed"/>
             </w:tblPr>
             <w:tblGrid>
-              <w:gridCol w:w="2600"/>
+              <w:gridCol w:w="2850"/>
             </w:tblGrid>
             <w:tr>
               <w:trPr>
-                <w:trHeight w:val="2600" w:hRule="exact"/>
+                <w:trHeight w:val="2850" w:hRule="exact"/>
               </w:trPr>
               <w:tc>
                 <w:tcPr>
-                  <w:tcW w:type="dxa" w:w="2600"/>
+                  <w:tcW w:type="dxa" w:w="2850"/>
                   <w:tcBorders>
                     <w:top w:val="dashed" w:color="1F4E79" w:sz="12"/>
                     <w:left w:val="dashed" w:color="1F4E79" w:sz="12"/>
@@ -3052,6 +3092,7 @@
                 </w:tcPr>
                 <w:p>
                   <w:pPr>
+                    <w:spacing w:after="40"/>
                     <w:jc w:val="center"/>
                   </w:pPr>
                   <w:r>
@@ -3060,127 +3101,215 @@
                       <w:b/>
                       <w:bCs/>
                       <w:color w:val="1F4E79"/>
-                      <w:sz w:val="30"/>
-                      <w:szCs w:val="30"/>
+                      <w:sz w:val="32"/>
+                      <w:szCs w:val="32"/>
                     </w:rPr>
-                    <w:t xml:space="preserve">투표 QR</w:t>
+                    <w:t xml:space="preserve">갤러리 QR</w:t>
                   </w:r>
                 </w:p>
                 <w:p>
                   <w:pPr>
+                    <w:spacing w:after="60"/>
                     <w:jc w:val="center"/>
                   </w:pPr>
                   <w:r>
                     <w:rPr>
                       <w:rFonts w:ascii="맑은 고딕" w:cs="맑은 고딕" w:eastAsia="맑은 고딕" w:hAnsi="맑은 고딕"/>
                       <w:color w:val="808080"/>
-                      <w:sz w:val="22"/>
-                      <w:szCs w:val="22"/>
+                      <w:sz w:val="24"/>
+                      <w:szCs w:val="24"/>
                     </w:rPr>
                     <w:t xml:space="preserve">붙이는 곳</w:t>
                   </w:r>
                 </w:p>
                 <w:p>
                   <w:pPr>
+                    <w:spacing w:after="0"/>
                     <w:jc w:val="center"/>
                   </w:pPr>
                   <w:r>
                     <w:rPr>
                       <w:rFonts w:ascii="맑은 고딕" w:cs="맑은 고딕" w:eastAsia="맑은 고딕" w:hAnsi="맑은 고딕"/>
                       <w:color w:val="808080"/>
-                      <w:sz w:val="18"/>
-                      <w:szCs w:val="18"/>
+                      <w:sz w:val="17"/>
+                      <w:szCs w:val="17"/>
                     </w:rPr>
-                    <w:t xml:space="preserve">(구글 폼 링크)</w:t>
+                    <w:t xml:space="preserve">(온라인 작품 갤러리 주소)</w:t>
                   </w:r>
                 </w:p>
               </w:tc>
             </w:tr>
           </w:tbl>
-          <w:p/>
+          <w:p>
+            <w:pPr>
+              <w:spacing w:after="0" w:before="60"/>
+              <w:jc w:val="center"/>
+            </w:pPr>
+            <w:r>
+              <w:rPr>
+                <w:rFonts w:ascii="맑은 고딕" w:cs="맑은 고딕" w:eastAsia="맑은 고딕" w:hAnsi="맑은 고딕"/>
+                <w:b/>
+                <w:bCs/>
+                <w:color w:val="1F4E79"/>
+                <w:sz w:val="18"/>
+                <w:szCs w:val="18"/>
+              </w:rPr>
+              <w:t xml:space="preserve">찍으면 갤러리가 열려요</w:t>
+            </w:r>
+          </w:p>
         </w:tc>
         <w:tc>
           <w:tcPr>
-            <w:tcW w:type="dxa" w:w="7772"/>
+            <w:tcW w:type="dxa" w:w="7572"/>
             <w:tcBorders>
               <w:top w:val="none" w:color="FFFFFF" w:sz="0"/>
               <w:left w:val="none" w:color="FFFFFF" w:sz="0"/>
               <w:bottom w:val="none" w:color="FFFFFF" w:sz="0"/>
               <w:right w:val="none" w:color="FFFFFF" w:sz="0"/>
             </w:tcBorders>
+            <w:shd w:fill="EAF1FB" w:color="auto" w:val="clear"/>
             <w:tcMar>
+              <w:top w:type="dxa" w:w="160"/>
               <w:left w:type="dxa" w:w="300"/>
+              <w:bottom w:type="dxa" w:w="160"/>
+              <w:right w:type="dxa" w:w="240"/>
             </w:tcMar>
             <w:vAlign w:val="center"/>
           </w:tcPr>
           <w:p>
             <w:pPr>
-              <w:spacing w:after="80"/>
-            </w:pPr>
-            <w:r>
-              <w:rPr>
-                <w:rFonts w:ascii="맑은 고딕" w:cs="맑은 고딕" w:eastAsia="맑은 고딕" w:hAnsi="맑은 고딕"/>
-                <w:b/>
-                <w:bCs/>
-                <w:color w:val="2E8B57"/>
-                <w:sz w:val="28"/>
-                <w:szCs w:val="28"/>
-              </w:rPr>
-              <w:t xml:space="preserve">1~2학년 상상 부문은 스티커 투표!</w:t>
-            </w:r>
-          </w:p>
-          <w:p>
-            <w:pPr>
-              <w:spacing w:after="30"/>
-            </w:pPr>
-            <w:r>
-              <w:rPr>
-                <w:rFonts w:ascii="맑은 고딕" w:cs="맑은 고딕" w:eastAsia="맑은 고딕" w:hAnsi="맑은 고딕"/>
-                <w:sz w:val="22"/>
-                <w:szCs w:val="22"/>
-              </w:rPr>
-              <w:t xml:space="preserve">상상 부문 활동지 전시장에서 한 사람이 스티커 3장을 받아요.</w:t>
-            </w:r>
-          </w:p>
-          <w:p>
-            <w:pPr>
-              <w:spacing w:after="30"/>
-            </w:pPr>
-            <w:r>
-              <w:rPr>
-                <w:rFonts w:ascii="맑은 고딕" w:cs="맑은 고딕" w:eastAsia="맑은 고딕" w:hAnsi="맑은 고딕"/>
-                <w:sz w:val="22"/>
-                <w:szCs w:val="22"/>
-              </w:rPr>
-              <w:t xml:space="preserve">가장 '공부가 재밌어질 것 같은' AI 친구 그림에 붙여요.</w:t>
-            </w:r>
-          </w:p>
-          <w:p>
-            <w:pPr>
-              <w:spacing w:after="160"/>
-            </w:pPr>
-            <w:r>
-              <w:rPr>
-                <w:rFonts w:ascii="맑은 고딕" w:cs="맑은 고딕" w:eastAsia="맑은 고딕" w:hAnsi="맑은 고딕"/>
-                <w:color w:val="595959"/>
+              <w:spacing w:after="60"/>
+            </w:pPr>
+            <w:r>
+              <w:rPr>
+                <w:rFonts w:ascii="맑은 고딕" w:cs="맑은 고딕" w:eastAsia="맑은 고딕" w:hAnsi="맑은 고딕"/>
+                <w:b/>
+                <w:bCs/>
+                <w:color w:val="1F4E79"/>
+                <w:sz w:val="30"/>
+                <w:szCs w:val="30"/>
+              </w:rPr>
+              <w:t xml:space="preserve">실시간 순위도 볼 수 있어요!</w:t>
+            </w:r>
+          </w:p>
+          <w:p>
+            <w:pPr>
+              <w:spacing w:after="100"/>
+            </w:pPr>
+            <w:r>
+              <w:rPr>
+                <w:rFonts w:ascii="맑은 고딕" w:cs="맑은 고딕" w:eastAsia="맑은 고딕" w:hAnsi="맑은 고딕"/>
+                <w:color w:val="404040"/>
                 <w:sz w:val="20"/>
                 <w:szCs w:val="20"/>
               </w:rPr>
-              <w:t xml:space="preserve">(한 작품에 3장을 모두 붙여도 되지만, 내 작품에는 붙이지 않아요.)</w:t>
-            </w:r>
-          </w:p>
-          <w:p>
-            <w:pPr>
-              <w:spacing w:after="0"/>
-            </w:pPr>
-            <w:r>
-              <w:rPr>
-                <w:rFonts w:ascii="맑은 고딕" w:cs="맑은 고딕" w:eastAsia="맑은 고딕" w:hAnsi="맑은 고딕"/>
-                <w:color w:val="595959"/>
+              <w:t xml:space="preserve">갤러리의 순위 화면에서 바로바로 확인해요.</w:t>
+            </w:r>
+          </w:p>
+          <w:p>
+            <w:pPr>
+              <w:spacing w:after="10"/>
+            </w:pPr>
+            <w:r>
+              <w:rPr>
+                <w:rFonts w:ascii="맑은 고딕" w:cs="맑은 고딕" w:eastAsia="맑은 고딕" w:hAnsi="맑은 고딕"/>
+                <w:b/>
+                <w:bCs/>
+                <w:color w:val="262626"/>
+                <w:sz w:val="24"/>
+                <w:szCs w:val="24"/>
+              </w:rPr>
+              <w:t xml:space="preserve">① 분야별 좋아요 순위</w:t>
+            </w:r>
+          </w:p>
+          <w:p>
+            <w:pPr>
+              <w:spacing w:after="90"/>
+              <w:ind w:left="280"/>
+            </w:pPr>
+            <w:r>
+              <w:rPr>
+                <w:rFonts w:ascii="맑은 고딕" w:cs="맑은 고딕" w:eastAsia="맑은 고딕" w:hAnsi="맑은 고딕"/>
+                <w:color w:val="404040"/>
                 <w:sz w:val="20"/>
                 <w:szCs w:val="20"/>
               </w:rPr>
-              <w:t xml:space="preserve">1~2학년은 담임 선생님과 함께 교실 TV나 체험 부스에서 블록·바이브 작품도 체험해요.</w:t>
+              <w:t xml:space="preserve">블록코딩·바이브코딩 분야별로 좋아요를 많이 받은 작품</w:t>
+            </w:r>
+          </w:p>
+          <w:p>
+            <w:pPr>
+              <w:spacing w:after="10"/>
+            </w:pPr>
+            <w:r>
+              <w:rPr>
+                <w:rFonts w:ascii="맑은 고딕" w:cs="맑은 고딕" w:eastAsia="맑은 고딕" w:hAnsi="맑은 고딕"/>
+                <w:b/>
+                <w:bCs/>
+                <w:color w:val="262626"/>
+                <w:sz w:val="24"/>
+                <w:szCs w:val="24"/>
+              </w:rPr>
+              <w:t xml:space="preserve">② 학급별 참여율 순위</w:t>
+            </w:r>
+          </w:p>
+          <w:p>
+            <w:pPr>
+              <w:spacing w:after="10"/>
+              <w:ind w:left="280"/>
+            </w:pPr>
+            <w:r>
+              <w:rPr>
+                <w:rFonts w:ascii="맑은 고딕" w:cs="맑은 고딕" w:eastAsia="맑은 고딕" w:hAnsi="맑은 고딕"/>
+                <w:color w:val="404040"/>
+                <w:sz w:val="20"/>
+                <w:szCs w:val="20"/>
+              </w:rPr>
+              <w:t xml:space="preserve">우리 반 친구 중 작품을 낸 친구가 몇 %인지 겨뤄요.</w:t>
+            </w:r>
+          </w:p>
+          <w:p>
+            <w:pPr>
+              <w:spacing w:after="10"/>
+              <w:ind w:left="280"/>
+            </w:pPr>
+            <w:r>
+              <w:rPr>
+                <w:rFonts w:ascii="맑은 고딕" w:cs="맑은 고딕" w:eastAsia="맑은 고딕" w:hAnsi="맑은 고딕"/>
+                <w:color w:val="595959"/>
+                <w:sz w:val="18"/>
+                <w:szCs w:val="18"/>
+              </w:rPr>
+              <w:t xml:space="preserve">참여율(%) = 작품을 낸 학생 수 ÷ 반 학생 수 × 100</w:t>
+            </w:r>
+          </w:p>
+          <w:p>
+            <w:pPr>
+              <w:spacing w:after="90"/>
+              <w:ind w:left="280"/>
+            </w:pPr>
+            <w:r>
+              <w:rPr>
+                <w:rFonts w:ascii="맑은 고딕" w:cs="맑은 고딕" w:eastAsia="맑은 고딕" w:hAnsi="맑은 고딕"/>
+                <w:color w:val="595959"/>
+                <w:sz w:val="18"/>
+                <w:szCs w:val="18"/>
+              </w:rPr>
+              <w:t xml:space="preserve">1~2학년 상상 부문도 함께 세고, 2인 팀은 두 사람 모두 세어요.</w:t>
+            </w:r>
+          </w:p>
+          <w:p>
+            <w:pPr>
+              <w:spacing w:after="0"/>
+            </w:pPr>
+            <w:r>
+              <w:rPr>
+                <w:rFonts w:ascii="맑은 고딕" w:cs="맑은 고딕" w:eastAsia="맑은 고딕" w:hAnsi="맑은 고딕"/>
+                <w:color w:val="595959"/>
+                <w:sz w:val="18"/>
+                <w:szCs w:val="18"/>
+              </w:rPr>
+              <w:t xml:space="preserve">이름은 김○○처럼 가려지고 학년·반만 나와요.</w:t>
             </w:r>
           </w:p>
         </w:tc>
@@ -3188,7 +3317,130 @@
     </w:tbl>
     <w:p>
       <w:pPr>
-        <w:spacing w:before="300"/>
+        <w:spacing w:after="140"/>
+      </w:pPr>
+      <w:r>
+        <w:rPr>
+          <w:rFonts w:ascii="맑은 고딕" w:cs="맑은 고딕" w:eastAsia="맑은 고딕" w:hAnsi="맑은 고딕"/>
+          <w:sz w:val="8"/>
+          <w:szCs w:val="8"/>
+        </w:rPr>
+        <w:t xml:space="preserve"/>
+      </w:r>
+    </w:p>
+    <w:tbl>
+      <w:tblPr>
+        <w:tblW w:type="dxa" w:w="10772"/>
+        <w:tblBorders>
+          <w:top w:val="single" w:color="auto" w:sz="4"/>
+          <w:left w:val="single" w:color="auto" w:sz="4"/>
+          <w:bottom w:val="single" w:color="auto" w:sz="4"/>
+          <w:right w:val="single" w:color="auto" w:sz="4"/>
+          <w:insideH w:val="single" w:color="auto" w:sz="4"/>
+          <w:insideV w:val="single" w:color="auto" w:sz="4"/>
+        </w:tblBorders>
+        <w:tblLayout w:type="fixed"/>
+      </w:tblPr>
+      <w:tblGrid>
+        <w:gridCol w:w="10772"/>
+      </w:tblGrid>
+      <w:tr>
+        <w:trPr>
+          <w:cantSplit/>
+        </w:trPr>
+        <w:tc>
+          <w:tcPr>
+            <w:tcW w:type="dxa" w:w="10772"/>
+            <w:tcBorders>
+              <w:top w:val="none" w:color="FFFFFF" w:sz="0"/>
+              <w:left w:val="single" w:color="2E8B57" w:sz="48"/>
+              <w:bottom w:val="none" w:color="FFFFFF" w:sz="0"/>
+              <w:right w:val="none" w:color="FFFFFF" w:sz="0"/>
+            </w:tcBorders>
+            <w:shd w:fill="E3F4EA" w:color="auto" w:val="clear"/>
+            <w:tcMar>
+              <w:top w:type="dxa" w:w="140"/>
+              <w:left w:type="dxa" w:w="300"/>
+              <w:bottom w:type="dxa" w:w="140"/>
+              <w:right w:type="dxa" w:w="240"/>
+            </w:tcMar>
+          </w:tcPr>
+          <w:p>
+            <w:pPr>
+              <w:spacing w:after="60"/>
+            </w:pPr>
+            <w:r>
+              <w:rPr>
+                <w:rFonts w:ascii="맑은 고딕" w:cs="맑은 고딕" w:eastAsia="맑은 고딕" w:hAnsi="맑은 고딕"/>
+                <w:b/>
+                <w:bCs/>
+                <w:color w:val="2E8B57"/>
+                <w:sz w:val="28"/>
+                <w:szCs w:val="28"/>
+              </w:rPr>
+              <w:t xml:space="preserve">1~2학년 상상 부문은 스티커 투표!</w:t>
+            </w:r>
+          </w:p>
+          <w:p>
+            <w:pPr>
+              <w:spacing w:after="20"/>
+            </w:pPr>
+            <w:r>
+              <w:rPr>
+                <w:rFonts w:ascii="맑은 고딕" w:cs="맑은 고딕" w:eastAsia="맑은 고딕" w:hAnsi="맑은 고딕"/>
+                <w:sz w:val="21"/>
+                <w:szCs w:val="21"/>
+              </w:rPr>
+              <w:t xml:space="preserve">상상 부문 활동지 전시장(1층 중앙 복도 또는 도서관)에서 한 사람이 스티커 3장을 받아요.</w:t>
+            </w:r>
+          </w:p>
+          <w:p>
+            <w:pPr>
+              <w:spacing w:after="20"/>
+            </w:pPr>
+            <w:r>
+              <w:rPr>
+                <w:rFonts w:ascii="맑은 고딕" w:cs="맑은 고딕" w:eastAsia="맑은 고딕" w:hAnsi="맑은 고딕"/>
+                <w:sz w:val="21"/>
+                <w:szCs w:val="21"/>
+              </w:rPr>
+              <w:t xml:space="preserve">가장 '공부가 재밌어질 것 같은' AI 친구 그림에 붙여요.</w:t>
+            </w:r>
+          </w:p>
+          <w:p>
+            <w:pPr>
+              <w:spacing w:after="60"/>
+            </w:pPr>
+            <w:r>
+              <w:rPr>
+                <w:rFonts w:ascii="맑은 고딕" w:cs="맑은 고딕" w:eastAsia="맑은 고딕" w:hAnsi="맑은 고딕"/>
+                <w:color w:val="595959"/>
+                <w:sz w:val="20"/>
+                <w:szCs w:val="20"/>
+              </w:rPr>
+              <w:t xml:space="preserve">(한 작품에 3장을 모두 붙여도 되지만, 내 작품에는 붙이지 않아요.)</w:t>
+            </w:r>
+          </w:p>
+          <w:p>
+            <w:pPr>
+              <w:spacing w:after="0"/>
+            </w:pPr>
+            <w:r>
+              <w:rPr>
+                <w:rFonts w:ascii="맑은 고딕" w:cs="맑은 고딕" w:eastAsia="맑은 고딕" w:hAnsi="맑은 고딕"/>
+                <w:color w:val="595959"/>
+                <w:sz w:val="20"/>
+                <w:szCs w:val="20"/>
+              </w:rPr>
+              <w:t xml:space="preserve">1~2학년은 담임 선생님과 함께 교실 TV로 블록코딩·바이브코딩 작품도 체험해요.</w:t>
+            </w:r>
+          </w:p>
+        </w:tc>
+      </w:tr>
+    </w:tbl>
+    <w:p>
+      <w:pPr>
+        <w:spacing w:after="0" w:before="160"/>
         <w:jc w:val="center"/>
       </w:pPr>
       <w:r>
@@ -3198,7 +3450,22 @@
           <w:sz w:val="18"/>
           <w:szCs w:val="18"/>
         </w:rPr>
-        <w:t xml:space="preserve">결과 발표: 10. 30.(금) 방송 시상식 · 학교 홈페이지 온라인 갤러리   |   문의: AI 업무팀 ○○○ 선생님 (교무실 474-4998)</w:t>
+        <w:t xml:space="preserve">※ 최종 점수 = 좋아요 점수(상상 부문은 스티커 점수) 50점 + 선생님 심사 50점. 좋아요가 가장 많다고 꼭 1등이 되는 것은 아니에요.</w:t>
+      </w:r>
+    </w:p>
+    <w:p>
+      <w:pPr>
+        <w:spacing w:before="100"/>
+        <w:jc w:val="center"/>
+      </w:pPr>
+      <w:r>
+        <w:rPr>
+          <w:rFonts w:ascii="맑은 고딕" w:cs="맑은 고딕" w:eastAsia="맑은 고딕" w:hAnsi="맑은 고딕"/>
+          <w:color w:val="595959"/>
+          <w:sz w:val="18"/>
+          <w:szCs w:val="18"/>
+        </w:rPr>
+        <w:t xml:space="preserve">결과 발표: 11. 18.(수) 방송 시상식 · 누리집 갤러리 공개   |   문의: AI 업무팀 ○○○ 선생님 (교무실 474-4998)</w:t>
       </w:r>
     </w:p>
     <w:p>
@@ -3211,7 +3478,7 @@
         <w:pBdr>
           <w:bottom w:val="single" w:color="1F4E79" w:sz="8" w:space="4"/>
         </w:pBdr>
-        <w:spacing w:after="200"/>
+        <w:spacing w:after="160"/>
       </w:pPr>
       <w:r>
         <w:rPr>
@@ -3227,6 +3494,20 @@
     </w:p>
     <w:p>
       <w:pPr>
+        <w:spacing w:after="120"/>
+      </w:pPr>
+      <w:r>
+        <w:rPr>
+          <w:rFonts w:ascii="맑은 고딕" w:cs="맑은 고딕" w:eastAsia="맑은 고딕" w:hAnsi="맑은 고딕"/>
+          <w:color w:val="404040"/>
+          <w:sz w:val="20"/>
+          <w:szCs w:val="20"/>
+        </w:rPr>
+        <w:t xml:space="preserve">3쪽 포스터의 갤러리 QR은 꼭 만들어 붙이고, 1~2쪽의 QR 체험 카드(복도 전시용)는 학교 형편에 따라 선택해서 만들어요. 좋아요 투표는 카드가 아니라 온라인 작품 갤러리에서만 해요.</w:t>
+      </w:r>
+    </w:p>
+    <w:p>
+      <w:pPr>
         <w:spacing w:after="80" w:before="120"/>
       </w:pPr>
       <w:r>
@@ -3255,7 +3536,7 @@
           <w:sz w:val="21"/>
           <w:szCs w:val="21"/>
         </w:rPr>
-        <w:t xml:space="preserve">작품 공유 링크(엔트리·스크래치 작품 링크, 제미나이 캔버스 공유 링크) 또는 투표용 구글 폼 링크를 크롬에서 열어요.</w:t>
+        <w:t xml:space="preserve">온라인 작품 갤러리 주소(앱스스크립트 웹앱 주소) 또는 작품 공유 링크(엔트리·스크래치 작품 링크, 제미나이 캔버스 공유 링크)를 크롬에서 열어요.</w:t>
       </w:r>
     </w:p>
     <w:p>
@@ -3291,7 +3572,7 @@
           <w:sz w:val="21"/>
           <w:szCs w:val="21"/>
         </w:rPr>
-        <w:t xml:space="preserve">'다운로드'를 눌러 PNG 이미지로 저장해요. 파일 이름은 작품번호로 바꿔 두면 편해요(예: V-01.png).</w:t>
+        <w:t xml:space="preserve">'다운로드'를 눌러 PNG 이미지로 저장해요. 갤러리 QR은 gallery.png, 작품 QR은 작품번호로 이름을 바꿔 두면 편해요(예: V-01.png).</w:t>
       </w:r>
     </w:p>
     <w:p>
@@ -3309,12 +3590,12 @@
           <w:sz w:val="21"/>
           <w:szCs w:val="21"/>
         </w:rPr>
-        <w:t xml:space="preserve">이 문서의 1쪽 빈 카드 'QR 코드 붙이는 곳'에 그림을 넣거나(삽입 → 그림), 인쇄 후 QR을 오려 붙여요.</w:t>
+        <w:t xml:space="preserve">갤러리 QR은 3쪽 포스터의 '갤러리 QR 붙이는 곳'에, 작품 QR은 1쪽 빈 카드의 'QR 코드 붙이는 곳'에 그림을 넣거나(삽입 → 그림), 인쇄 후 오려 붙여요.</w:t>
       </w:r>
     </w:p>
     <w:p>
       <w:pPr>
-        <w:spacing w:after="160" w:before="60"/>
+        <w:spacing w:after="140" w:before="60"/>
       </w:pPr>
       <w:r>
         <w:rPr>
@@ -3323,7 +3604,7 @@
           <w:sz w:val="20"/>
           <w:szCs w:val="20"/>
         </w:rPr>
-        <w:t xml:space="preserve">구글 폼 링크는 '보내기 → 링크 아이콘 → URL 단축' 후 복사하면 QR이 단순해져 잘 인식돼요.</w:t>
+        <w:t xml:space="preserve">갤러리 QR은 앱스스크립트 '배포 → 웹 앱'의 /exec로 끝나는 주소로 만들어요(편집자만 열리는 /dev 테스트 주소 X). 주소가 길어 QR이 촘촘하므로 포스터에는 5cm 이상 크게 인쇄해요.</w:t>
       </w:r>
     </w:p>
     <w:p>
@@ -3338,7 +3619,7 @@
           <w:sz w:val="24"/>
           <w:szCs w:val="24"/>
         </w:rPr>
-        <w:t xml:space="preserve">방법 2. 엑셀 작품 목록으로 한꺼번에 준비하기</w:t>
+        <w:t xml:space="preserve">방법 2. 엑셀 작품 목록으로 한꺼번에 준비하기 (QR 체험 카드를 만들 때)</w:t>
       </w:r>
     </w:p>
     <w:p>
@@ -3356,7 +3637,7 @@
           <w:sz w:val="21"/>
           <w:szCs w:val="21"/>
         </w:rPr>
-        <w:t xml:space="preserve">「06_심사표_및_투표합산.xlsx」의 '작품목록' 시트에 작품번호·작품 이름·링크를 정리해요(제출용 구글 폼 응답에서 복사).</w:t>
+        <w:t xml:space="preserve">「06_심사표_및_투표합산.xlsx」의 '작품목록' 시트에 작품번호·작품 이름·링크를 정리해요(제출용 구글 설문 응답 시트에서 복사).</w:t>
       </w:r>
     </w:p>
     <w:p>
@@ -3397,7 +3678,7 @@
     </w:p>
     <w:p>
       <w:pPr>
-        <w:spacing w:after="80" w:before="240"/>
+        <w:spacing w:after="80" w:before="220"/>
       </w:pPr>
       <w:r>
         <w:rPr>
@@ -3425,7 +3706,7 @@
           <w:sz w:val="21"/>
           <w:szCs w:val="21"/>
         </w:rPr>
-        <w:t xml:space="preserve">인쇄 후 학교 아이패드 카메라로 모든 QR을 한 번씩 찍어 작품이 열리는지 꼭 확인해요. 제미나이 캔버스 공유 링크는 학교 계정끼리만 열릴 수 있으므로 학교 아이패드로 체험해요.</w:t>
+        <w:t xml:space="preserve">인쇄 후 학생 테스트 계정으로 로그인한 학교 아이패드로 갤러리 QR을 찍어, 갤러리와 순위 화면(분야별 좋아요 순위·학급별 참여율 순위)이 열리는지 꼭 확인해요.</w:t>
       </w:r>
     </w:p>
     <w:p>
@@ -3443,7 +3724,7 @@
           <w:sz w:val="21"/>
           <w:szCs w:val="21"/>
         </w:rPr>
-        <w:t xml:space="preserve">QR 크기는 3cm 이상, 흰 여백을 남기고 인쇄해요. 코팅하면 빛 반사로 인식이 잘 안될 수 있으니 무광 코팅을 권장해요.</w:t>
+        <w:t xml:space="preserve">QR 체험 카드를 만들었다면 모든 QR을 한 번씩 찍어 작품이 열리는지 확인해요. 제미나이 캔버스 공유 링크는 학교 계정끼리만 열릴 수 있으므로 학교 아이패드로 체험해요.</w:t>
       </w:r>
     </w:p>
     <w:p>
@@ -3461,7 +3742,7 @@
           <w:sz w:val="21"/>
           <w:szCs w:val="21"/>
         </w:rPr>
-        <w:t xml:space="preserve">카드에는 학년·반과 성만 쓰고 이름은 ○으로 가려요(예: 4학년 3반 김○○). 얼굴 사진은 넣지 않아요.</w:t>
+        <w:t xml:space="preserve">QR 크기는 카드 3cm 이상, 포스터 5cm 이상으로 흰 여백을 남기고 인쇄해요. 코팅하면 빛 반사로 인식이 잘 안될 수 있으니 무광 코팅을 권장해요.</w:t>
       </w:r>
     </w:p>
     <w:p>
@@ -3479,7 +3760,7 @@
           <w:sz w:val="21"/>
           <w:szCs w:val="21"/>
         </w:rPr>
-        <w:t xml:space="preserve">2쪽의 예시 QR(https://example.com/wirye-ai/…)은 연결되지 않는 예시 주소예요. 반드시 실제 작품 링크로 새로 만들어요.</w:t>
+        <w:t xml:space="preserve">카드에는 학년·반과 성만 쓰고 이름은 ○으로 가려요(예: 4학년 3반 김○○). 얼굴 사진은 넣지 않아요.</w:t>
       </w:r>
     </w:p>
     <w:p>
@@ -3497,7 +3778,43 @@
           <w:sz w:val="21"/>
           <w:szCs w:val="21"/>
         </w:rPr>
-        <w:t xml:space="preserve">카드는 점선을 따라 오리고, 작품번호 순서(B-01, B-02 … / V-01, V-02 …)로 전시하면 투표할 때 찾기 쉬워요.</w:t>
+        <w:t xml:space="preserve">2쪽의 예시 QR(https://example.com/wirye-ai/…)은 연결되지 않는 예시 주소예요. 반드시 실제 작품 링크로 새로 만들어요.</w:t>
+      </w:r>
+    </w:p>
+    <w:p>
+      <w:pPr>
+        <w:pStyle w:val="ListParagraph"/>
+        <w:numPr>
+          <w:ilvl w:val="0"/>
+          <w:numId w:val="4"/>
+        </w:numPr>
+        <w:spacing w:after="60"/>
+      </w:pPr>
+      <w:r>
+        <w:rPr>
+          <w:rFonts w:ascii="맑은 고딕" w:cs="맑은 고딕" w:eastAsia="맑은 고딕" w:hAnsi="맑은 고딕"/>
+          <w:sz w:val="21"/>
+          <w:szCs w:val="21"/>
+        </w:rPr>
+        <w:t xml:space="preserve">카드는 점선을 따라 오리고, 분야별 작품번호 순서(B-01, B-02 … / V-01, V-02 …)로 전시하면 찾기 쉬워요.</w:t>
+      </w:r>
+    </w:p>
+    <w:p>
+      <w:pPr>
+        <w:pStyle w:val="ListParagraph"/>
+        <w:numPr>
+          <w:ilvl w:val="0"/>
+          <w:numId w:val="4"/>
+        </w:numPr>
+        <w:spacing w:after="60"/>
+      </w:pPr>
+      <w:r>
+        <w:rPr>
+          <w:rFonts w:ascii="맑은 고딕" w:cs="맑은 고딕" w:eastAsia="맑은 고딕" w:hAnsi="맑은 고딕"/>
+          <w:sz w:val="21"/>
+          <w:szCs w:val="21"/>
+        </w:rPr>
+        <w:t xml:space="preserve">포스터는 좋아요 투표 주간(11. 9.~11. 13.) 전에 각 학급과 1층 중앙 복도에 붙여요.</w:t>
       </w:r>
     </w:p>
     <w:sectPr>
